--- a/(e)CRF/Per nummer/17_Script mondelinge voetzorg-educatie (SEBIA).docx
+++ b/(e)CRF/Per nummer/17_Script mondelinge voetzorg-educatie (SEBIA).docx
@@ -11518,9 +11518,6 @@
       <w:pPr>
         <w:spacing w:after="0" w:line="240" w:lineRule="auto"/>
       </w:pPr>
-      <w:r>
-        <w:separator/>
-      </w:r>
     </w:p>
   </w:endnote>
   <w:endnote w:type="continuationSeparator" w:id="0">
@@ -11528,9 +11525,6 @@
       <w:pPr>
         <w:spacing w:after="0" w:line="240" w:lineRule="auto"/>
       </w:pPr>
-      <w:r>
-        <w:continuationSeparator/>
-      </w:r>
     </w:p>
   </w:endnote>
 </w:endnotes>
@@ -11629,10 +11623,119 @@
   <w:p>
     <w:pPr>
       <w:pStyle w:val="Footer"/>
+      <w:jc w:val="center"/>
       <w:rPr>
         <w:rFonts w:ascii="Calibri" w:hAnsi="Calibri" w:cs="Calibri"/>
       </w:rPr>
     </w:pPr>
+    <w:r>
+      <w:rPr>
+        <w:rFonts w:ascii="Arial" w:hAnsi="Arial" w:eastAsia="Arial" w:cs="Arial"/>
+        <w:b w:val="0"/>
+        <w:color w:val="59636E"/>
+        <w:sz w:val="18"/>
+      </w:rPr>
+      <w:t xml:space="preserve">Pagina </w:t>
+    </w:r>
+    <w:r>
+      <w:rPr>
+        <w:rFonts w:ascii="Arial" w:hAnsi="Arial" w:eastAsia="Arial" w:cs="Arial"/>
+        <w:b w:val="0"/>
+        <w:color w:val="59636E"/>
+        <w:sz w:val="18"/>
+      </w:rPr>
+      <w:fldChar w:fldCharType="begin"/>
+    </w:r>
+    <w:r>
+      <w:rPr>
+        <w:rFonts w:ascii="Arial" w:hAnsi="Arial" w:eastAsia="Arial" w:cs="Arial"/>
+        <w:b w:val="0"/>
+        <w:color w:val="59636E"/>
+        <w:sz w:val="18"/>
+      </w:rPr>
+      <w:instrText xml:space="preserve"> PAGE </w:instrText>
+    </w:r>
+    <w:r>
+      <w:rPr>
+        <w:rFonts w:ascii="Arial" w:hAnsi="Arial" w:eastAsia="Arial" w:cs="Arial"/>
+        <w:b w:val="0"/>
+        <w:color w:val="59636E"/>
+        <w:sz w:val="18"/>
+      </w:rPr>
+      <w:fldChar w:fldCharType="separate"/>
+    </w:r>
+    <w:r>
+      <w:rPr>
+        <w:rFonts w:ascii="Arial" w:hAnsi="Arial" w:eastAsia="Arial" w:cs="Arial"/>
+        <w:b w:val="0"/>
+        <w:color w:val="59636E"/>
+        <w:sz w:val="18"/>
+      </w:rPr>
+      <w:t>1</w:t>
+    </w:r>
+    <w:r>
+      <w:rPr>
+        <w:rFonts w:ascii="Arial" w:hAnsi="Arial" w:eastAsia="Arial" w:cs="Arial"/>
+        <w:b w:val="0"/>
+        <w:color w:val="59636E"/>
+        <w:sz w:val="18"/>
+      </w:rPr>
+      <w:fldChar w:fldCharType="end"/>
+    </w:r>
+    <w:r>
+      <w:rPr>
+        <w:rFonts w:ascii="Arial" w:hAnsi="Arial" w:eastAsia="Arial" w:cs="Arial"/>
+        <w:b w:val="0"/>
+        <w:color w:val="59636E"/>
+        <w:sz w:val="18"/>
+      </w:rPr>
+      <w:t xml:space="preserve"> van </w:t>
+    </w:r>
+    <w:r>
+      <w:rPr>
+        <w:rFonts w:ascii="Arial" w:hAnsi="Arial" w:eastAsia="Arial" w:cs="Arial"/>
+        <w:b w:val="0"/>
+        <w:color w:val="59636E"/>
+        <w:sz w:val="18"/>
+      </w:rPr>
+      <w:fldChar w:fldCharType="begin"/>
+    </w:r>
+    <w:r>
+      <w:rPr>
+        <w:rFonts w:ascii="Arial" w:hAnsi="Arial" w:eastAsia="Arial" w:cs="Arial"/>
+        <w:b w:val="0"/>
+        <w:color w:val="59636E"/>
+        <w:sz w:val="18"/>
+      </w:rPr>
+      <w:instrText xml:space="preserve"> NUMPAGES </w:instrText>
+    </w:r>
+    <w:r>
+      <w:rPr>
+        <w:rFonts w:ascii="Arial" w:hAnsi="Arial" w:eastAsia="Arial" w:cs="Arial"/>
+        <w:b w:val="0"/>
+        <w:color w:val="59636E"/>
+        <w:sz w:val="18"/>
+      </w:rPr>
+      <w:fldChar w:fldCharType="separate"/>
+    </w:r>
+    <w:r>
+      <w:rPr>
+        <w:rFonts w:ascii="Arial" w:hAnsi="Arial" w:eastAsia="Arial" w:cs="Arial"/>
+        <w:b w:val="0"/>
+        <w:color w:val="59636E"/>
+        <w:sz w:val="18"/>
+      </w:rPr>
+      <w:t>1</w:t>
+    </w:r>
+    <w:r>
+      <w:rPr>
+        <w:rFonts w:ascii="Arial" w:hAnsi="Arial" w:eastAsia="Arial" w:cs="Arial"/>
+        <w:b w:val="0"/>
+        <w:color w:val="59636E"/>
+        <w:sz w:val="18"/>
+      </w:rPr>
+      <w:fldChar w:fldCharType="end"/>
+    </w:r>
   </w:p>
 </w:ftr>
 </file>
@@ -11654,9 +11757,6 @@
       <w:pPr>
         <w:spacing w:after="0" w:line="240" w:lineRule="auto"/>
       </w:pPr>
-      <w:r>
-        <w:separator/>
-      </w:r>
     </w:p>
   </w:footnote>
   <w:footnote w:type="continuationSeparator" w:id="0">
@@ -11664,9 +11764,6 @@
       <w:pPr>
         <w:spacing w:after="0" w:line="240" w:lineRule="auto"/>
       </w:pPr>
-      <w:r>
-        <w:continuationSeparator/>
-      </w:r>
     </w:p>
   </w:footnote>
 </w:footnotes>
@@ -11687,6 +11784,7 @@
   <w:p>
     <w:pPr>
       <w:pStyle w:val="Header"/>
+      <w:jc w:val="left"/>
       <w:rPr>
         <w:color w:val="000000" w:themeColor="text1"/>
         <w:sz w:val="18"/>
@@ -11697,50 +11795,12 @@
     <w:r>
       <w:rPr>
         <w:rFonts w:ascii="Arial" w:hAnsi="Arial" w:cs="Arial" w:eastAsia="Arial"/>
-        <w:color w:val="000000" w:themeColor="text1"/>
+        <w:b w:val="0"/>
+        <w:color w:val="59636E"/>
+        <w:sz w:val="18"/>
         <w:lang w:val="en-US"/>
       </w:rPr>
-      <w:t xml:space="preserve">Daily Foot Care </w:t>
-    </w:r>
-    <w:r>
-      <w:rPr>
-        <w:rFonts w:ascii="Arial" w:hAnsi="Arial" w:cs="Arial" w:eastAsia="Arial"/>
-        <w:color w:val="000000" w:themeColor="text1"/>
-        <w:lang w:val="en-US"/>
-      </w:rPr>
-      <w:t>steps</w:t>
-    </w:r>
-    <w:r>
-      <w:rPr>
-        <w:rFonts w:ascii="Arial" w:hAnsi="Arial" w:cs="Arial" w:eastAsia="Arial"/>
-        <w:color w:val="000000" w:themeColor="text1"/>
-        <w:lang w:val="en-US"/>
-      </w:rPr>
-      <w:tab/>
-    </w:r>
-    <w:r>
-      <w:rPr>
-        <w:rFonts w:ascii="Arial" w:hAnsi="Arial" w:cs="Arial" w:eastAsia="Arial"/>
-        <w:color w:val="000000" w:themeColor="text1"/>
-        <w:lang w:val="en-US"/>
-      </w:rPr>
-      <w:tab/>
-    </w:r>
-    <w:r>
-      <w:rPr>
-        <w:rFonts w:ascii="Arial" w:hAnsi="Arial" w:cs="Arial" w:eastAsia="Arial"/>
-        <w:color w:val="000000" w:themeColor="text1"/>
-        <w:lang w:val="en-US"/>
-      </w:rPr>
-      <w:t>v</w:t>
-    </w:r>
-    <w:r>
-      <w:rPr>
-        <w:rFonts w:ascii="Arial" w:hAnsi="Arial" w:cs="Arial" w:eastAsia="Arial"/>
-        <w:color w:val="000000" w:themeColor="text1"/>
-        <w:lang w:val="en-US"/>
-      </w:rPr>
-      <w:t>.30_03_2026</w:t>
+      <w:t>PARADISE (S71769) — eCRF 17: Script mondelinge voetzorg-educatie (SEBIA)</w:t>
     </w:r>
   </w:p>
 </w:hdr>

--- a/(e)CRF/Per nummer/17_Script mondelinge voetzorg-educatie (SEBIA).docx
+++ b/(e)CRF/Per nummer/17_Script mondelinge voetzorg-educatie (SEBIA).docx
@@ -11542,197 +11542,352 @@
 
 <file path=word/footer2.xml><?xml version="1.0" encoding="utf-8"?>
 <w:ftr xmlns:wpc="http://schemas.microsoft.com/office/word/2010/wordprocessingCanvas" xmlns:cx="http://schemas.microsoft.com/office/drawing/2014/chartex" xmlns:cx1="http://schemas.microsoft.com/office/drawing/2015/9/8/chartex" xmlns:cx2="http://schemas.microsoft.com/office/drawing/2015/10/21/chartex" xmlns:cx3="http://schemas.microsoft.com/office/drawing/2016/5/9/chartex" xmlns:cx4="http://schemas.microsoft.com/office/drawing/2016/5/10/chartex" xmlns:cx5="http://schemas.microsoft.com/office/drawing/2016/5/11/chartex" xmlns:cx6="http://schemas.microsoft.com/office/drawing/2016/5/12/chartex" xmlns:cx7="http://schemas.microsoft.com/office/drawing/2016/5/13/chartex" xmlns:cx8="http://schemas.microsoft.com/office/drawing/2016/5/14/chartex" xmlns:mc="http://schemas.openxmlformats.org/markup-compatibility/2006" xmlns:aink="http://schemas.microsoft.com/office/drawing/2016/ink" xmlns:am3d="http://schemas.microsoft.com/office/drawing/2017/model3d" xmlns:o="urn:schemas-microsoft-com:office:office" xmlns:oel="http://schemas.microsoft.com/office/2019/extlst" xmlns:r="http://schemas.openxmlformats.org/officeDocument/2006/relationships" xmlns:m="http://schemas.openxmlformats.org/officeDocument/2006/math" xmlns:v="urn:schemas-microsoft-com:vml" xmlns:wp14="http://schemas.microsoft.com/office/word/2010/wordprocessingDrawing" xmlns:wp="http://schemas.openxmlformats.org/drawingml/2006/wordprocessingDrawing" xmlns:w10="urn:schemas-microsoft-com:office:word" xmlns:w="http://schemas.openxmlformats.org/wordprocessingml/2006/main" xmlns:w14="http://schemas.microsoft.com/office/word/2010/wordml" xmlns:w15="http://schemas.microsoft.com/office/word/2012/wordml" xmlns:w16cex="http://schemas.microsoft.com/office/word/2018/wordml/cex" xmlns:w16cid="http://schemas.microsoft.com/office/word/2016/wordml/cid" xmlns:w16="http://schemas.microsoft.com/office/word/2018/wordml" xmlns:w16du="http://schemas.microsoft.com/office/word/2023/wordml/word16du" xmlns:w16sdtdh="http://schemas.microsoft.com/office/word/2020/wordml/sdtdatahash" xmlns:w16sdtfl="http://schemas.microsoft.com/office/word/2024/wordml/sdtformatlock" xmlns:w16se="http://schemas.microsoft.com/office/word/2015/wordml/symex" xmlns:wpg="http://schemas.microsoft.com/office/word/2010/wordprocessingGroup" xmlns:wpi="http://schemas.microsoft.com/office/word/2010/wordprocessingInk" xmlns:wne="http://schemas.microsoft.com/office/word/2006/wordml" xmlns:wps="http://schemas.microsoft.com/office/word/2010/wordprocessingShape" mc:Ignorable="w14 w15 w16se w16cid w16 w16cex w16sdtdh w16sdtfl w16du wp14">
-  <w:sdt>
-    <w:sdtPr>
-      <w:id w:val="931316503"/>
-      <w:docPartObj>
-        <w:docPartGallery w:val="Page Numbers (Bottom of Page)"/>
-        <w:docPartUnique/>
-      </w:docPartObj>
-    </w:sdtPr>
-    <w:sdtEndPr>
-      <w:rPr>
-        <w:color w:val="7F7F7F" w:themeColor="background1" w:themeShade="7F"/>
-        <w:spacing w:val="60"/>
-      </w:rPr>
-    </w:sdtEndPr>
-    <w:sdtContent>
-      <w:p>
-        <w:pPr>
-          <w:pStyle w:val="Footer"/>
-          <w:pBdr>
-            <w:top w:val="single" w:color="D9D9D9" w:themeColor="background1" w:themeShade="D9" w:sz="4" w:space="1"/>
-          </w:pBdr>
-          <w:jc w:val="right"/>
-        </w:pPr>
-        <w:r>
-          <w:rPr>
-            <w:rFonts w:ascii="Calibri" w:hAnsi="Calibri" w:cs="Calibri"/>
-            <w:color w:val="000000" w:themeColor="text1"/>
-          </w:rPr>
-          <w:fldChar w:fldCharType="begin"/>
-        </w:r>
-        <w:r>
-          <w:rPr>
-            <w:rFonts w:ascii="Calibri" w:hAnsi="Calibri" w:cs="Calibri"/>
-            <w:color w:val="000000" w:themeColor="text1"/>
-          </w:rPr>
-          <w:instrText xml:space="preserve"> PAGE   \* MERGEFORMAT </w:instrText>
-        </w:r>
-        <w:r>
-          <w:rPr>
-            <w:rFonts w:ascii="Calibri" w:hAnsi="Calibri" w:cs="Calibri"/>
-            <w:color w:val="000000" w:themeColor="text1"/>
-          </w:rPr>
-          <w:fldChar w:fldCharType="separate"/>
-        </w:r>
-        <w:r>
-          <w:rPr>
-            <w:rFonts w:ascii="Calibri" w:hAnsi="Calibri" w:cs="Calibri"/>
-            <w:noProof/>
-            <w:color w:val="000000" w:themeColor="text1"/>
-          </w:rPr>
-          <w:t>2</w:t>
-        </w:r>
-        <w:r>
-          <w:rPr>
-            <w:rFonts w:ascii="Calibri" w:hAnsi="Calibri" w:cs="Calibri"/>
-            <w:noProof/>
-            <w:color w:val="000000" w:themeColor="text1"/>
-          </w:rPr>
-          <w:fldChar w:fldCharType="end"/>
-        </w:r>
-        <w:r>
-          <w:rPr>
-            <w:rFonts w:ascii="Calibri" w:hAnsi="Calibri" w:cs="Calibri"/>
-            <w:color w:val="000000" w:themeColor="text1"/>
-          </w:rPr>
-          <w:t xml:space="preserve"> | </w:t>
-        </w:r>
-        <w:r>
-          <w:rPr>
-            <w:rFonts w:ascii="Calibri" w:hAnsi="Calibri" w:cs="Calibri"/>
-            <w:color w:val="000000" w:themeColor="text1"/>
-            <w:spacing w:val="60"/>
-          </w:rPr>
-          <w:t>1</w:t>
-        </w:r>
-      </w:p>
-    </w:sdtContent>
-  </w:sdt>
   <w:p>
     <w:pPr>
-      <w:pStyle w:val="Footer"/>
-      <w:jc w:val="center"/>
-      <w:rPr>
-        <w:rFonts w:ascii="Calibri" w:hAnsi="Calibri" w:cs="Calibri"/>
-      </w:rPr>
+      <w:pBdr>
+        <w:top w:val="single" w:sz="6" w:space="6" w:color="C4CED8"/>
+      </w:pBdr>
     </w:pPr>
     <w:r>
       <w:rPr>
-        <w:rFonts w:ascii="Arial" w:hAnsi="Arial" w:eastAsia="Arial" w:cs="Arial"/>
-        <w:b w:val="0"/>
-        <w:color w:val="59636E"/>
-        <w:sz w:val="18"/>
-      </w:rPr>
-      <w:t xml:space="preserve">Pagina </w:t>
+        <w:noProof/>
+      </w:rPr>
+      <w:drawing>
+        <wp:anchor distT="0" distB="0" distL="114300" distR="114300" simplePos="0" relativeHeight="251659264" behindDoc="0" locked="0" layoutInCell="1" allowOverlap="1" wp14:anchorId="4A8142CD" wp14:editId="6CB4EA88">
+          <wp:simplePos x="0" y="0"/>
+          <wp:positionH relativeFrom="column">
+            <wp:posOffset>5527362</wp:posOffset>
+          </wp:positionH>
+          <wp:positionV relativeFrom="paragraph">
+            <wp:posOffset>66098</wp:posOffset>
+          </wp:positionV>
+          <wp:extent cx="1272540" cy="484505"/>
+          <wp:effectExtent l="0" t="0" r="3810" b="0"/>
+          <wp:wrapSquare wrapText="bothSides"/>
+          <wp:docPr id="1206673644" name="Afbeelding 7"/>
+          <wp:cNvGraphicFramePr>
+            <a:graphicFrameLocks xmlns:a="http://schemas.openxmlformats.org/drawingml/2006/main" noChangeAspect="1"/>
+          </wp:cNvGraphicFramePr>
+          <a:graphic xmlns:a="http://schemas.openxmlformats.org/drawingml/2006/main">
+            <a:graphicData uri="http://schemas.openxmlformats.org/drawingml/2006/picture">
+              <pic:pic xmlns:pic="http://schemas.openxmlformats.org/drawingml/2006/picture">
+                <pic:nvPicPr>
+                  <pic:cNvPr id="1340115081" name="Afbeelding 1340115081"/>
+                  <pic:cNvPicPr/>
+                </pic:nvPicPr>
+                <pic:blipFill rotWithShape="1">
+                  <a:blip r:embed="rIdTplImgC">
+                    <a:extLst>
+                      <a:ext uri="{28A0092B-C50C-407E-A947-70E740481C1C}">
+                        <a14:useLocalDpi xmlns:a14="http://schemas.microsoft.com/office/drawing/2010/main" val="0"/>
+                      </a:ext>
+                    </a:extLst>
+                  </a:blip>
+                  <a:srcRect l="8409" t="28983" b="36048"/>
+                  <a:stretch>
+                    <a:fillRect/>
+                  </a:stretch>
+                </pic:blipFill>
+                <pic:spPr bwMode="auto">
+                  <a:xfrm>
+                    <a:off x="0" y="0"/>
+                    <a:ext cx="1272540" cy="484505"/>
+                  </a:xfrm>
+                  <a:prstGeom prst="rect">
+                    <a:avLst/>
+                  </a:prstGeom>
+                  <a:ln>
+                    <a:noFill/>
+                  </a:ln>
+                  <a:extLst>
+                    <a:ext uri="{53640926-AAD7-44D8-BBD7-CCE9431645EC}">
+                      <a14:shadowObscured xmlns:a14="http://schemas.microsoft.com/office/drawing/2010/main"/>
+                    </a:ext>
+                  </a:extLst>
+                </pic:spPr>
+              </pic:pic>
+            </a:graphicData>
+          </a:graphic>
+          <wp14:sizeRelH relativeFrom="page">
+            <wp14:pctWidth>0</wp14:pctWidth>
+          </wp14:sizeRelH>
+          <wp14:sizeRelV relativeFrom="page">
+            <wp14:pctHeight>0</wp14:pctHeight>
+          </wp14:sizeRelV>
+        </wp:anchor>
+      </w:drawing>
     </w:r>
     <w:r>
       <w:rPr>
-        <w:rFonts w:ascii="Arial" w:hAnsi="Arial" w:eastAsia="Arial" w:cs="Arial"/>
-        <w:b w:val="0"/>
         <w:color w:val="59636E"/>
-        <w:sz w:val="18"/>
+        <w:sz w:val="16"/>
+        <w:szCs w:val="16"/>
+      </w:rPr>
+      <w:t>PARADISE-</w:t>
+    </w:r>
+    <w:proofErr w:type="gramStart"/>
+    <w:r>
+      <w:rPr>
+        <w:color w:val="59636E"/>
+        <w:sz w:val="16"/>
+        <w:szCs w:val="16"/>
+      </w:rPr>
+      <w:t>studie  ·</w:t>
+    </w:r>
+    <w:proofErr w:type="gramEnd"/>
+    <w:r>
+      <w:rPr>
+        <w:color w:val="59636E"/>
+        <w:sz w:val="16"/>
+        <w:szCs w:val="16"/>
+      </w:rPr>
+      <w:t xml:space="preserve">  eCRF 17: Script mondelinge voetzorg-educatie (SEBIA) </w:t>
+    </w:r>
+    <w:proofErr w:type="gramStart"/>
+    <w:r>
+      <w:rPr>
+        <w:color w:val="59636E"/>
+        <w:sz w:val="16"/>
+        <w:szCs w:val="16"/>
+      </w:rPr>
+      <w:t>·</w:t>
+    </w:r>
+    <w:proofErr w:type="gramEnd"/>
+    <w:r>
+      <w:rPr>
+        <w:color w:val="59636E"/>
+        <w:sz w:val="16"/>
+        <w:szCs w:val="16"/>
+      </w:rPr>
+      <w:t xml:space="preserve">  Versie </w:t>
+    </w:r>
+    <w:proofErr w:type="gramStart"/>
+    <w:r>
+      <w:rPr>
+        <w:i/>
+        <w:iCs/>
+        <w:color w:val="59636E"/>
+        <w:sz w:val="16"/>
+        <w:szCs w:val="16"/>
+      </w:rPr>
+      <w:t xml:space="preserve">[ </w:t>
+    </w:r>
+    <w:r>
+      <w:rPr>
+        <w:i/>
+        <w:iCs/>
+        <w:color w:val="59636E"/>
+        <w:sz w:val="16"/>
+        <w:szCs w:val="16"/>
+      </w:rPr>
+      <w:t>1.0</w:t>
+    </w:r>
+    <w:proofErr w:type="gramEnd"/>
+    <w:r>
+      <w:rPr>
+        <w:i/>
+        <w:iCs/>
+        <w:color w:val="59636E"/>
+        <w:sz w:val="16"/>
+        <w:szCs w:val="16"/>
+      </w:rPr>
+      <w:t xml:space="preserve"> </w:t>
+    </w:r>
+    <w:proofErr w:type="gramStart"/>
+    <w:r>
+      <w:rPr>
+        <w:i/>
+        <w:iCs/>
+        <w:color w:val="59636E"/>
+        <w:sz w:val="16"/>
+        <w:szCs w:val="16"/>
+      </w:rPr>
+      <w:t>]</w:t>
+    </w:r>
+    <w:r>
+      <w:rPr>
+        <w:color w:val="59636E"/>
+        <w:sz w:val="16"/>
+        <w:szCs w:val="16"/>
+      </w:rPr>
+      <w:t xml:space="preserve">  ·</w:t>
+    </w:r>
+    <w:proofErr w:type="gramEnd"/>
+    <w:r>
+      <w:rPr>
+        <w:color w:val="59636E"/>
+        <w:sz w:val="16"/>
+        <w:szCs w:val="16"/>
+      </w:rPr>
+      <w:t xml:space="preserve">  </w:t>
+    </w:r>
+    <w:proofErr w:type="gramStart"/>
+    <w:r>
+      <w:rPr>
+        <w:i/>
+        <w:iCs/>
+        <w:color w:val="59636E"/>
+        <w:sz w:val="16"/>
+        <w:szCs w:val="16"/>
+      </w:rPr>
+      <w:t xml:space="preserve">[ </w:t>
+    </w:r>
+    <w:r>
+      <w:rPr>
+        <w:i/>
+        <w:iCs/>
+        <w:color w:val="59636E"/>
+        <w:sz w:val="16"/>
+        <w:szCs w:val="16"/>
+      </w:rPr>
+      <w:t>27</w:t>
+    </w:r>
+    <w:proofErr w:type="gramEnd"/>
+    <w:r>
+      <w:rPr>
+        <w:i/>
+        <w:iCs/>
+        <w:color w:val="59636E"/>
+        <w:sz w:val="16"/>
+        <w:szCs w:val="16"/>
+      </w:rPr>
+      <w:t>/07/</w:t>
+    </w:r>
+    <w:proofErr w:type="gramStart"/>
+    <w:r>
+      <w:rPr>
+        <w:i/>
+        <w:iCs/>
+        <w:color w:val="59636E"/>
+        <w:sz w:val="16"/>
+        <w:szCs w:val="16"/>
+      </w:rPr>
+      <w:t>2026</w:t>
+    </w:r>
+    <w:r>
+      <w:rPr>
+        <w:i/>
+        <w:iCs/>
+        <w:color w:val="59636E"/>
+        <w:sz w:val="16"/>
+        <w:szCs w:val="16"/>
+      </w:rPr>
+      <w:t xml:space="preserve"> ]</w:t>
+    </w:r>
+    <w:proofErr w:type="gramEnd"/>
+    <w:r>
+      <w:rPr>
+        <w:color w:val="59636E"/>
+        <w:sz w:val="16"/>
+        <w:szCs w:val="16"/>
+      </w:rPr>
+      <w:t xml:space="preserve">  </w:t>
+    </w:r>
+    <w:proofErr w:type="gramStart"/>
+    <w:r>
+      <w:rPr>
+        <w:color w:val="59636E"/>
+        <w:sz w:val="16"/>
+        <w:szCs w:val="16"/>
+      </w:rPr>
+      <w:t>·  Pagina</w:t>
+    </w:r>
+    <w:proofErr w:type="gramEnd"/>
+    <w:r>
+      <w:rPr>
+        <w:color w:val="59636E"/>
+        <w:sz w:val="16"/>
+        <w:szCs w:val="16"/>
+      </w:rPr>
+      <w:t xml:space="preserve"> </w:t>
+    </w:r>
+    <w:r>
+      <w:rPr>
+        <w:color w:val="59636E"/>
+        <w:sz w:val="16"/>
+        <w:szCs w:val="16"/>
       </w:rPr>
       <w:fldChar w:fldCharType="begin"/>
     </w:r>
     <w:r>
       <w:rPr>
-        <w:rFonts w:ascii="Arial" w:hAnsi="Arial" w:eastAsia="Arial" w:cs="Arial"/>
-        <w:b w:val="0"/>
         <w:color w:val="59636E"/>
-        <w:sz w:val="18"/>
-      </w:rPr>
-      <w:instrText xml:space="preserve"> PAGE </w:instrText>
+        <w:sz w:val="16"/>
+        <w:szCs w:val="16"/>
+      </w:rPr>
+      <w:instrText>PAGE</w:instrText>
     </w:r>
     <w:r>
       <w:rPr>
-        <w:rFonts w:ascii="Arial" w:hAnsi="Arial" w:eastAsia="Arial" w:cs="Arial"/>
-        <w:b w:val="0"/>
         <w:color w:val="59636E"/>
-        <w:sz w:val="18"/>
+        <w:sz w:val="16"/>
+        <w:szCs w:val="16"/>
       </w:rPr>
       <w:fldChar w:fldCharType="separate"/>
     </w:r>
     <w:r>
       <w:rPr>
-        <w:rFonts w:ascii="Arial" w:hAnsi="Arial" w:eastAsia="Arial" w:cs="Arial"/>
-        <w:b w:val="0"/>
+        <w:noProof/>
         <w:color w:val="59636E"/>
-        <w:sz w:val="18"/>
+        <w:sz w:val="16"/>
+        <w:szCs w:val="16"/>
       </w:rPr>
       <w:t>1</w:t>
     </w:r>
     <w:r>
       <w:rPr>
-        <w:rFonts w:ascii="Arial" w:hAnsi="Arial" w:eastAsia="Arial" w:cs="Arial"/>
-        <w:b w:val="0"/>
         <w:color w:val="59636E"/>
-        <w:sz w:val="18"/>
+        <w:sz w:val="16"/>
+        <w:szCs w:val="16"/>
       </w:rPr>
       <w:fldChar w:fldCharType="end"/>
     </w:r>
     <w:r>
       <w:rPr>
-        <w:rFonts w:ascii="Arial" w:hAnsi="Arial" w:eastAsia="Arial" w:cs="Arial"/>
-        <w:b w:val="0"/>
         <w:color w:val="59636E"/>
-        <w:sz w:val="18"/>
+        <w:sz w:val="16"/>
+        <w:szCs w:val="16"/>
       </w:rPr>
       <w:t xml:space="preserve"> van </w:t>
     </w:r>
     <w:r>
       <w:rPr>
-        <w:rFonts w:ascii="Arial" w:hAnsi="Arial" w:eastAsia="Arial" w:cs="Arial"/>
-        <w:b w:val="0"/>
         <w:color w:val="59636E"/>
-        <w:sz w:val="18"/>
+        <w:sz w:val="16"/>
+        <w:szCs w:val="16"/>
       </w:rPr>
       <w:fldChar w:fldCharType="begin"/>
     </w:r>
     <w:r>
       <w:rPr>
-        <w:rFonts w:ascii="Arial" w:hAnsi="Arial" w:eastAsia="Arial" w:cs="Arial"/>
-        <w:b w:val="0"/>
         <w:color w:val="59636E"/>
-        <w:sz w:val="18"/>
-      </w:rPr>
-      <w:instrText xml:space="preserve"> NUMPAGES </w:instrText>
+        <w:sz w:val="16"/>
+        <w:szCs w:val="16"/>
+      </w:rPr>
+      <w:instrText>NUMPAGES</w:instrText>
     </w:r>
     <w:r>
       <w:rPr>
-        <w:rFonts w:ascii="Arial" w:hAnsi="Arial" w:eastAsia="Arial" w:cs="Arial"/>
-        <w:b w:val="0"/>
         <w:color w:val="59636E"/>
-        <w:sz w:val="18"/>
+        <w:sz w:val="16"/>
+        <w:szCs w:val="16"/>
       </w:rPr>
       <w:fldChar w:fldCharType="separate"/>
     </w:r>
     <w:r>
       <w:rPr>
-        <w:rFonts w:ascii="Arial" w:hAnsi="Arial" w:eastAsia="Arial" w:cs="Arial"/>
-        <w:b w:val="0"/>
+        <w:noProof/>
         <w:color w:val="59636E"/>
-        <w:sz w:val="18"/>
-      </w:rPr>
-      <w:t>1</w:t>
+        <w:sz w:val="16"/>
+        <w:szCs w:val="16"/>
+      </w:rPr>
+      <w:t>2</w:t>
     </w:r>
     <w:r>
       <w:rPr>
-        <w:rFonts w:ascii="Arial" w:hAnsi="Arial" w:eastAsia="Arial" w:cs="Arial"/>
-        <w:b w:val="0"/>
         <w:color w:val="59636E"/>
-        <w:sz w:val="18"/>
+        <w:sz w:val="16"/>
+        <w:szCs w:val="16"/>
       </w:rPr>
       <w:fldChar w:fldCharType="end"/>
     </w:r>
@@ -11783,24 +11938,127 @@
 <w:hdr xmlns:wpc="http://schemas.microsoft.com/office/word/2010/wordprocessingCanvas" xmlns:cx="http://schemas.microsoft.com/office/drawing/2014/chartex" xmlns:cx1="http://schemas.microsoft.com/office/drawing/2015/9/8/chartex" xmlns:cx2="http://schemas.microsoft.com/office/drawing/2015/10/21/chartex" xmlns:cx3="http://schemas.microsoft.com/office/drawing/2016/5/9/chartex" xmlns:cx4="http://schemas.microsoft.com/office/drawing/2016/5/10/chartex" xmlns:cx5="http://schemas.microsoft.com/office/drawing/2016/5/11/chartex" xmlns:cx6="http://schemas.microsoft.com/office/drawing/2016/5/12/chartex" xmlns:cx7="http://schemas.microsoft.com/office/drawing/2016/5/13/chartex" xmlns:cx8="http://schemas.microsoft.com/office/drawing/2016/5/14/chartex" xmlns:mc="http://schemas.openxmlformats.org/markup-compatibility/2006" xmlns:aink="http://schemas.microsoft.com/office/drawing/2016/ink" xmlns:am3d="http://schemas.microsoft.com/office/drawing/2017/model3d" xmlns:o="urn:schemas-microsoft-com:office:office" xmlns:oel="http://schemas.microsoft.com/office/2019/extlst" xmlns:r="http://schemas.openxmlformats.org/officeDocument/2006/relationships" xmlns:m="http://schemas.openxmlformats.org/officeDocument/2006/math" xmlns:v="urn:schemas-microsoft-com:vml" xmlns:wp14="http://schemas.microsoft.com/office/word/2010/wordprocessingDrawing" xmlns:wp="http://schemas.openxmlformats.org/drawingml/2006/wordprocessingDrawing" xmlns:w10="urn:schemas-microsoft-com:office:word" xmlns:w="http://schemas.openxmlformats.org/wordprocessingml/2006/main" xmlns:w14="http://schemas.microsoft.com/office/word/2010/wordml" xmlns:w15="http://schemas.microsoft.com/office/word/2012/wordml" xmlns:w16cex="http://schemas.microsoft.com/office/word/2018/wordml/cex" xmlns:w16cid="http://schemas.microsoft.com/office/word/2016/wordml/cid" xmlns:w16="http://schemas.microsoft.com/office/word/2018/wordml" xmlns:w16du="http://schemas.microsoft.com/office/word/2023/wordml/word16du" xmlns:w16sdtdh="http://schemas.microsoft.com/office/word/2020/wordml/sdtdatahash" xmlns:w16sdtfl="http://schemas.microsoft.com/office/word/2024/wordml/sdtformatlock" xmlns:w16se="http://schemas.microsoft.com/office/word/2015/wordml/symex" xmlns:wpg="http://schemas.microsoft.com/office/word/2010/wordprocessingGroup" xmlns:wpi="http://schemas.microsoft.com/office/word/2010/wordprocessingInk" xmlns:wne="http://schemas.microsoft.com/office/word/2006/wordml" xmlns:wps="http://schemas.microsoft.com/office/word/2010/wordprocessingShape" mc:Ignorable="w14 w15 w16se w16cid w16 w16cex w16sdtdh w16sdtfl w16du wp14">
   <w:p>
     <w:pPr>
-      <w:pStyle w:val="Header"/>
-      <w:jc w:val="left"/>
-      <w:rPr>
-        <w:color w:val="000000" w:themeColor="text1"/>
-        <w:sz w:val="18"/>
-        <w:szCs w:val="18"/>
-        <w:lang w:val="en-US"/>
-      </w:rPr>
+      <w:pStyle w:val="Koptekst"/>
+      <w:jc w:val="right"/>
     </w:pPr>
     <w:r>
       <w:rPr>
-        <w:rFonts w:ascii="Arial" w:hAnsi="Arial" w:cs="Arial" w:eastAsia="Arial"/>
-        <w:b w:val="0"/>
-        <w:color w:val="59636E"/>
-        <w:sz w:val="18"/>
-        <w:lang w:val="en-US"/>
-      </w:rPr>
-      <w:t>PARADISE (S71769) — eCRF 17: Script mondelinge voetzorg-educatie (SEBIA)</w:t>
+        <w:noProof/>
+      </w:rPr>
+      <w:drawing>
+        <wp:anchor distT="0" distB="0" distL="114300" distR="114300" simplePos="0" relativeHeight="251658240" behindDoc="1" locked="0" layoutInCell="1" allowOverlap="1" wp14:anchorId="755D2A89" wp14:editId="42F71064">
+          <wp:simplePos x="0" y="0"/>
+          <wp:positionH relativeFrom="margin">
+            <wp:align>left</wp:align>
+          </wp:positionH>
+          <wp:positionV relativeFrom="paragraph">
+            <wp:posOffset>-20955</wp:posOffset>
+          </wp:positionV>
+          <wp:extent cx="1615079" cy="720000"/>
+          <wp:effectExtent l="0" t="0" r="0" b="0"/>
+          <wp:wrapTight wrapText="bothSides">
+            <wp:wrapPolygon edited="0">
+              <wp:start x="510" y="1716"/>
+              <wp:lineTo x="255" y="5719"/>
+              <wp:lineTo x="764" y="20018"/>
+              <wp:lineTo x="8664" y="20018"/>
+              <wp:lineTo x="13250" y="18874"/>
+              <wp:lineTo x="20895" y="14298"/>
+              <wp:lineTo x="20895" y="9151"/>
+              <wp:lineTo x="14015" y="4004"/>
+              <wp:lineTo x="8664" y="1716"/>
+              <wp:lineTo x="510" y="1716"/>
+            </wp:wrapPolygon>
+          </wp:wrapTight>
+          <wp:docPr id="1820294796" name="Afbeelding 5"/>
+          <wp:cNvGraphicFramePr>
+            <a:graphicFrameLocks xmlns:a="http://schemas.openxmlformats.org/drawingml/2006/main" noChangeAspect="1"/>
+          </wp:cNvGraphicFramePr>
+          <a:graphic xmlns:a="http://schemas.openxmlformats.org/drawingml/2006/main">
+            <a:graphicData uri="http://schemas.openxmlformats.org/drawingml/2006/picture">
+              <pic:pic xmlns:pic="http://schemas.openxmlformats.org/drawingml/2006/picture">
+                <pic:nvPicPr>
+                  <pic:cNvPr id="1820294796" name="Afbeelding 1820294796"/>
+                  <pic:cNvPicPr/>
+                </pic:nvPicPr>
+                <pic:blipFill>
+                  <a:blip r:embed="rIdTplImgA">
+                    <a:extLst>
+                      <a:ext uri="{28A0092B-C50C-407E-A947-70E740481C1C}">
+                        <a14:useLocalDpi xmlns:a14="http://schemas.microsoft.com/office/drawing/2010/main" val="0"/>
+                      </a:ext>
+                    </a:extLst>
+                  </a:blip>
+                  <a:stretch>
+                    <a:fillRect/>
+                  </a:stretch>
+                </pic:blipFill>
+                <pic:spPr>
+                  <a:xfrm>
+                    <a:off x="0" y="0"/>
+                    <a:ext cx="1615079" cy="720000"/>
+                  </a:xfrm>
+                  <a:prstGeom prst="rect">
+                    <a:avLst/>
+                  </a:prstGeom>
+                </pic:spPr>
+              </pic:pic>
+            </a:graphicData>
+          </a:graphic>
+          <wp14:sizeRelH relativeFrom="page">
+            <wp14:pctWidth>0</wp14:pctWidth>
+          </wp14:sizeRelH>
+          <wp14:sizeRelV relativeFrom="page">
+            <wp14:pctHeight>0</wp14:pctHeight>
+          </wp14:sizeRelV>
+        </wp:anchor>
+      </w:drawing>
+    </w:r>
+    <w:r>
+      <w:rPr>
+        <w:noProof/>
+      </w:rPr>
+      <w:drawing>
+        <wp:inline distT="0" distB="0" distL="0" distR="0" wp14:anchorId="4E8F3C53" wp14:editId="680A2799">
+          <wp:extent cx="2525825" cy="720000"/>
+          <wp:effectExtent l="0" t="0" r="0" b="4445"/>
+          <wp:docPr id="328170997" name="Afbeelding 6"/>
+          <wp:cNvGraphicFramePr>
+            <a:graphicFrameLocks xmlns:a="http://schemas.openxmlformats.org/drawingml/2006/main" noChangeAspect="1"/>
+          </wp:cNvGraphicFramePr>
+          <a:graphic xmlns:a="http://schemas.openxmlformats.org/drawingml/2006/main">
+            <a:graphicData uri="http://schemas.openxmlformats.org/drawingml/2006/picture">
+              <pic:pic xmlns:pic="http://schemas.openxmlformats.org/drawingml/2006/picture">
+                <pic:nvPicPr>
+                  <pic:cNvPr id="328170997" name="Afbeelding 328170997"/>
+                  <pic:cNvPicPr/>
+                </pic:nvPicPr>
+                <pic:blipFill>
+                  <a:blip r:embed="rIdTplImgB">
+                    <a:extLst>
+                      <a:ext uri="{28A0092B-C50C-407E-A947-70E740481C1C}">
+                        <a14:useLocalDpi xmlns:a14="http://schemas.microsoft.com/office/drawing/2010/main" val="0"/>
+                      </a:ext>
+                    </a:extLst>
+                  </a:blip>
+                  <a:stretch>
+                    <a:fillRect/>
+                  </a:stretch>
+                </pic:blipFill>
+                <pic:spPr>
+                  <a:xfrm>
+                    <a:off x="0" y="0"/>
+                    <a:ext cx="2525825" cy="720000"/>
+                  </a:xfrm>
+                  <a:prstGeom prst="rect">
+                    <a:avLst/>
+                  </a:prstGeom>
+                </pic:spPr>
+              </pic:pic>
+            </a:graphicData>
+          </a:graphic>
+        </wp:inline>
+      </w:drawing>
     </w:r>
   </w:p>
 </w:hdr>

--- a/(e)CRF/Per nummer/17_Script mondelinge voetzorg-educatie (SEBIA).docx
+++ b/(e)CRF/Per nummer/17_Script mondelinge voetzorg-educatie (SEBIA).docx
@@ -11556,7 +11556,7 @@
         <wp:anchor distT="0" distB="0" distL="114300" distR="114300" simplePos="0" relativeHeight="251659264" behindDoc="0" locked="0" layoutInCell="1" allowOverlap="1" wp14:anchorId="4A8142CD" wp14:editId="6CB4EA88">
           <wp:simplePos x="0" y="0"/>
           <wp:positionH relativeFrom="column">
-            <wp:posOffset>5527362</wp:posOffset>
+            <wp:posOffset>5351825</wp:posOffset>
           </wp:positionH>
           <wp:positionV relativeFrom="paragraph">
             <wp:posOffset>66098</wp:posOffset>

--- a/(e)CRF/Per nummer/17_Script mondelinge voetzorg-educatie (SEBIA).docx
+++ b/(e)CRF/Per nummer/17_Script mondelinge voetzorg-educatie (SEBIA).docx
@@ -4210,7 +4210,7 @@
           <w:iCs/>
           <w:color w:val="123A5F"/>
         </w:rPr>
-        <w:t xml:space="preserve">“Zoals je weet hebben we een sensor in jouw zool geplaatst om te meten hoe vaak je jouw schoenen draagt. In deze figuur (fictief voorbeeld hieronder) ziet u hoe veel uur per dag u uw orthopedische schoenen hebt gedragen in de voorbije 3 maanden. De groene lijn geeft weer hoe lang u idealiter jouw schoenen zou moeten dragen. Dat is 16u per dag. </w:t>
+        <w:t xml:space="preserve">“Zoals je weet hebben we een sensor in jouw zool geplaatst om te meten hoe vaak je jouw schoenen draagt. In deze figuur (fictief voorbeeld hieronder) ziet u hoe veel uur per dag u uw orthopedische schoenen hebt gedragen in de voorbije 3 maanden. De groene lijn geeft weer hoe lang u idealiter jouw schoenen zou moeten dragen: 80% van de tijd dat u wakker en actief bent. In dit voorbeeld komt dat overeen met ongeveer 16u per dag. </w:t>
       </w:r>
     </w:p>
     <w:tbl>
@@ -5912,7 +5912,7 @@
           <w:iCs/>
           <w:color w:val="24303B"/>
         </w:rPr>
-        <w:t>We hebben heel wat besproken en ik wil je alvast bedanken voor jou openheid. Ik wil nogmaals benadrukken dat het heel belangrijk is om jouw schoenen altijd te dragen en dit zowel in huis als buitenhuis bij elke stap die je zet, dus ongeveer gedurende de 16 uur waarop je wakker bent. Dit is nodig om zweren of wondes aan de voeten te vermijden. Via de sensor zullen we opvolgen hoe goed je hierin slaagt en de volgende keer kunnen we zeker verder bekijken hoe we jou het beste kunnen helpen om jouw schoenen zo veel mogelijk te dragen. Zijn er nog zaken die je graag nog even wil bespreken?  (</w:t>
+        <w:t>We hebben heel wat besproken en ik wil je alvast bedanken voor jou openheid. Ik wil nogmaals benadrukken dat het heel belangrijk is om jouw schoenen altijd te dragen en dit zowel in huis als buitenhuis bij elke stap die je zet, dus gedurende minstens 80% van de tijd dat je wakker en actief bent. Dit is nodig om zweren of wondes aan de voeten te vermijden. Via de sensor zullen we opvolgen hoe goed je hierin slaagt en de volgende keer kunnen we zeker verder bekijken hoe we jou het beste kunnen helpen om jouw schoenen zo veel mogelijk te dragen. Zijn er nog zaken die je graag nog even wil bespreken?  (</w:t>
       </w:r>
       <w:r>
         <w:rPr>
@@ -6908,7 +6908,7 @@
           <w:iCs/>
           <w:color w:val="123A5F"/>
         </w:rPr>
-        <w:t>“We zien dat u daar heel wat dagen in slaagt, en dat er ook heel wat dagen zijn waarbij je kort in de buurt van die 16u zit. Er zijn ook een aantal dagen waarop dit minder goed lukt. Hoe kijk je zelf naar deze resultaten? Wat lukt voor jou goed en wat maakt het moeilijker om de schoenen altijd te dragen en dit zowel binnen- als buitenshuis?”</w:t>
+        <w:t>“We zien dat u daar heel wat dagen in slaagt, en dat er ook heel wat dagen zijn waarbij je kort in de buurt van dat doel (80% van uw actieve tijd) zit. Er zijn ook een aantal dagen waarop dit minder goed lukt. Hoe kijk je zelf naar deze resultaten? Wat lukt voor jou goed en wat maakt het moeilijker om de schoenen altijd te dragen en dit zowel binnen- als buitenshuis?”</w:t>
       </w:r>
     </w:p>
     <w:p>
@@ -8532,6 +8532,18 @@
           <w:color w:val="24303B"/>
         </w:rPr>
         <w:t xml:space="preserve"> </w:t>
+      </w:r>
+    </w:p>
+    <w:p>
+      <w:pPr/>
+      <w:r>
+        <w:t>“Voordat we afronden, zou ik graag nog een laatste keer willen zien hoe je jouw voeten thuis verzorgt. Zou je dit nog eens willen tonen?”</w:t>
+      </w:r>
+    </w:p>
+    <w:p>
+      <w:pPr/>
+      <w:r>
+        <w:t>Laat de patiënt de voetzorg demonstreren, zoals bij de vorige visites. Er worden dit keer geen nieuwe interventies of bijkomende educatie meer opgestart — dit is enkel een laatste evaluatie.</w:t>
       </w:r>
     </w:p>
     <w:p>
